--- a/1_Computer_Foundamental/Week 4 - MS Word.docx
+++ b/1_Computer_Foundamental/Week 4 - MS Word.docx
@@ -43,6 +43,7 @@
         <w:rPr>
           <w:b/>
           <w:bCs/>
+          <w:highlight w:val="green"/>
         </w:rPr>
         <w:t>1. Practical 1 — Opening MS Word &amp; Creating First Document</w:t>
       </w:r>
@@ -145,6 +146,7 @@
         <w:rPr>
           <w:b/>
           <w:bCs/>
+          <w:highlight w:val="green"/>
         </w:rPr>
         <w:t>2. Practical 2 — Font Formatting Practice</w:t>
       </w:r>
@@ -8919,6 +8921,7 @@
   <w:style w:type="character" w:default="1" w:styleId="DefaultParagraphFont">
     <w:name w:val="Default Paragraph Font"/>
     <w:uiPriority w:val="1"/>
+    <w:semiHidden/>
     <w:unhideWhenUsed/>
   </w:style>
   <w:style w:type="table" w:default="1" w:styleId="TableNormal">
